--- a/Working Folder/[Sent] 8 Kong Zhi Xuan 孔志轩 Go Across the Rainforests 穿越热带雨林/V1/8 Kong Zhi Xuan 孔志轩 Go Across the Rainforests 穿越热带雨林 - Errata_v1.docx
+++ b/Working Folder/[Sent] 8 Kong Zhi Xuan 孔志轩 Go Across the Rainforests 穿越热带雨林/V1/8 Kong Zhi Xuan 孔志轩 Go Across the Rainforests 穿越热带雨林 - Errata_v1.docx
@@ -774,6 +774,19 @@
               <w:t>What Chinese Drum is being used here? Is there a specific drum?</w:t>
             </w:r>
           </w:p>
+          <w:p>
+            <w:pPr>
+              <w:rPr>
+                <w:rFonts w:ascii="Times" w:eastAsia="Times" w:hAnsi="Times" w:cs="Times"/>
+              </w:rPr>
+            </w:pPr>
+            <w:r>
+              <w:rPr>
+                <w:rFonts w:ascii="SimSun" w:hAnsi="SimSun" w:cs="SimSun" w:hint="eastAsia"/>
+              </w:rPr>
+              <w:t>这里用的是什么中国鼓？有具体的鼓吗？</w:t>
+            </w:r>
+          </w:p>
         </w:tc>
         <w:tc>
           <w:tcPr>
@@ -784,10 +797,15 @@
             <w:pPr>
               <w:jc w:val="center"/>
               <w:rPr>
-                <w:rFonts w:ascii="Times" w:eastAsia="Times" w:hAnsi="Times" w:cs="Times"/>
-                <w:color w:val="FF0000"/>
-              </w:rPr>
-            </w:pPr>
+                <w:rFonts w:ascii="Times" w:eastAsiaTheme="minorEastAsia" w:hAnsi="Times" w:cs="Times"/>
+              </w:rPr>
+            </w:pPr>
+            <w:r>
+              <w:rPr>
+                <w:rFonts w:ascii="Times" w:eastAsiaTheme="minorEastAsia" w:hAnsi="Times" w:cs="Times" w:hint="eastAsia"/>
+              </w:rPr>
+              <w:t>大鼓</w:t>
+            </w:r>
           </w:p>
         </w:tc>
       </w:tr>
@@ -855,8 +873,6 @@
             <w:pPr>
               <w:rPr>
                 <w:rFonts w:ascii="Times" w:eastAsia="Times" w:hAnsi="Times" w:cs="Times"/>
-                <w:i/>
-                <w:iCs/>
               </w:rPr>
             </w:pPr>
             <w:r>
@@ -896,6 +912,83 @@
                 <w:rFonts w:ascii="Times" w:eastAsia="Times" w:hAnsi="Times" w:cs="Times"/>
               </w:rPr>
               <w:t>in bar 69?</w:t>
+            </w:r>
+          </w:p>
+          <w:p>
+            <w:pPr>
+              <w:rPr>
+                <w:rFonts w:ascii="Times" w:eastAsia="Times" w:hAnsi="Times" w:cs="Times"/>
+                <w:iCs/>
+              </w:rPr>
+            </w:pPr>
+            <w:r>
+              <w:rPr>
+                <w:rFonts w:ascii="Times" w:eastAsia="Times" w:hAnsi="Times" w:cs="Times"/>
+                <w:b/>
+                <w:bCs/>
+                <w:i/>
+                <w:iCs/>
+              </w:rPr>
+              <w:t>mf</w:t>
+            </w:r>
+            <w:r>
+              <w:rPr>
+                <w:rFonts w:ascii="Times" w:eastAsia="Times" w:hAnsi="Times" w:cs="Times" w:hint="eastAsia"/>
+                <w:iCs/>
+              </w:rPr>
+              <w:t xml:space="preserve"> </w:t>
+            </w:r>
+            <w:r>
+              <w:rPr>
+                <w:rFonts w:ascii="SimSun" w:hAnsi="SimSun" w:cs="SimSun" w:hint="eastAsia"/>
+                <w:iCs/>
+              </w:rPr>
+              <w:t>应该从第</w:t>
+            </w:r>
+            <w:r>
+              <w:rPr>
+                <w:rFonts w:ascii="Times" w:eastAsia="Times" w:hAnsi="Times" w:cs="Times" w:hint="eastAsia"/>
+                <w:iCs/>
+              </w:rPr>
+              <w:t xml:space="preserve"> 68 </w:t>
+            </w:r>
+            <w:r>
+              <w:rPr>
+                <w:rFonts w:ascii="SimSun" w:hAnsi="SimSun" w:cs="SimSun" w:hint="eastAsia"/>
+                <w:iCs/>
+              </w:rPr>
+              <w:t>小节开始还是应该在第</w:t>
+            </w:r>
+            <w:r>
+              <w:rPr>
+                <w:rFonts w:ascii="Times" w:eastAsia="Times" w:hAnsi="Times" w:cs="Times" w:hint="eastAsia"/>
+                <w:iCs/>
+              </w:rPr>
+              <w:t xml:space="preserve"> 69 </w:t>
+            </w:r>
+            <w:r>
+              <w:rPr>
+                <w:rFonts w:ascii="SimSun" w:hAnsi="SimSun" w:cs="SimSun" w:hint="eastAsia"/>
+                <w:iCs/>
+              </w:rPr>
+              <w:t>小节中渐强进入</w:t>
+            </w:r>
+            <w:r>
+              <w:rPr>
+                <w:rFonts w:ascii="Times" w:eastAsia="Times" w:hAnsi="Times" w:cs="Times"/>
+                <w:b/>
+                <w:bCs/>
+                <w:i/>
+                <w:iCs/>
+              </w:rPr>
+              <w:t>mf</w:t>
+            </w:r>
+            <w:r>
+              <w:rPr>
+                <w:rFonts w:ascii="SimSun" w:hAnsi="SimSun" w:cs="SimSun" w:hint="eastAsia"/>
+                <w:iCs/>
+              </w:rPr>
+              <w:t>？</w:t>
             </w:r>
           </w:p>
         </w:tc>
@@ -909,9 +1002,71 @@
               <w:jc w:val="center"/>
               <w:rPr>
                 <w:rFonts w:ascii="Times" w:eastAsia="Times" w:hAnsi="Times" w:cs="Times"/>
+              </w:rPr>
+            </w:pPr>
+            <w:r>
+              <w:rPr>
+                <w:rFonts w:ascii="Times" w:eastAsia="Times" w:hAnsi="Times" w:cs="Times"/>
+                <w:b/>
+                <w:bCs/>
+                <w:i/>
+                <w:iCs/>
+              </w:rPr>
+              <w:t>mf</w:t>
+            </w:r>
+            <w:r>
+              <w:rPr>
+                <w:rFonts w:ascii="Times" w:eastAsia="Times" w:hAnsi="Times" w:cs="Times"/>
+              </w:rPr>
+              <w:t xml:space="preserve"> start in bar 68</w:t>
+            </w:r>
+          </w:p>
+          <w:p>
+            <w:pPr>
+              <w:jc w:val="center"/>
+              <w:rPr>
+                <w:rFonts w:ascii="Times" w:eastAsia="Times" w:hAnsi="Times" w:cs="Times"/>
                 <w:color w:val="FF0000"/>
               </w:rPr>
             </w:pPr>
+            <w:r>
+              <w:rPr>
+                <w:rFonts w:ascii="Times" w:eastAsia="Times" w:hAnsi="Times" w:cs="Times"/>
+                <w:b/>
+                <w:bCs/>
+                <w:i/>
+                <w:iCs/>
+              </w:rPr>
+              <w:t>mf</w:t>
+            </w:r>
+            <w:r>
+              <w:rPr>
+                <w:rFonts w:ascii="Times" w:eastAsia="Times" w:hAnsi="Times" w:cs="Times" w:hint="eastAsia"/>
+                <w:iCs/>
+              </w:rPr>
+              <w:t xml:space="preserve"> </w:t>
+            </w:r>
+            <w:r>
+              <w:rPr>
+                <w:rFonts w:ascii="SimSun" w:hAnsi="SimSun" w:cs="SimSun" w:hint="eastAsia"/>
+                <w:iCs/>
+              </w:rPr>
+              <w:t>应该从第</w:t>
+            </w:r>
+            <w:r>
+              <w:rPr>
+                <w:rFonts w:ascii="Times" w:eastAsia="Times" w:hAnsi="Times" w:cs="Times" w:hint="eastAsia"/>
+                <w:iCs/>
+              </w:rPr>
+              <w:t xml:space="preserve"> 68 </w:t>
+            </w:r>
+            <w:r>
+              <w:rPr>
+                <w:rFonts w:ascii="SimSun" w:hAnsi="SimSun" w:cs="SimSun" w:hint="eastAsia"/>
+                <w:iCs/>
+              </w:rPr>
+              <w:t>小节开始</w:t>
+            </w:r>
           </w:p>
         </w:tc>
       </w:tr>
@@ -1008,6 +1163,53 @@
               <w:t xml:space="preserve"> to match perc IV</w:t>
             </w:r>
           </w:p>
+          <w:p>
+            <w:pPr>
+              <w:rPr>
+                <w:rFonts w:ascii="Times New Roman" w:eastAsia="Times" w:hAnsi="Times New Roman" w:cs="Times New Roman"/>
+                <w:lang w:eastAsia="zh-TW"/>
+              </w:rPr>
+            </w:pPr>
+            <w:r>
+              <w:rPr>
+                <w:rFonts w:ascii="SimSun" w:hAnsi="SimSun" w:cs="SimSun" w:hint="eastAsia"/>
+                <w:lang w:eastAsia="zh-TW"/>
+              </w:rPr>
+              <w:t>添加了</w:t>
+            </w:r>
+            <w:r>
+              <w:rPr>
+                <w:rFonts w:ascii="Times New Roman" w:eastAsia="Times" w:hAnsi="Times New Roman" w:cs="Times New Roman"/>
+                <w:b/>
+                <w:bCs/>
+                <w:i/>
+                <w:iCs/>
+                <w:lang w:eastAsia="zh-TW"/>
+              </w:rPr>
+              <w:t>f</w:t>
+            </w:r>
+            <w:r>
+              <w:rPr>
+                <w:rFonts w:ascii="Times New Roman" w:eastAsia="Times" w:hAnsi="Times New Roman" w:cs="Times New Roman" w:hint="eastAsia"/>
+                <w:lang w:eastAsia="zh-TW"/>
+              </w:rPr>
+              <w:t xml:space="preserve"> </w:t>
+            </w:r>
+            <w:r>
+              <w:rPr>
+                <w:rFonts w:ascii="SimSun" w:hAnsi="SimSun" w:cs="SimSun" w:hint="eastAsia"/>
+                <w:lang w:eastAsia="zh-TW"/>
+              </w:rPr>
+              <w:t>以匹配</w:t>
+            </w:r>
+            <w:r>
+              <w:rPr>
+                <w:rFonts w:ascii="Times New Roman" w:eastAsia="Times" w:hAnsi="Times New Roman" w:cs="Times New Roman" w:hint="eastAsia"/>
+                <w:lang w:eastAsia="zh-TW"/>
+              </w:rPr>
+              <w:t xml:space="preserve"> perc IV</w:t>
+            </w:r>
+          </w:p>
         </w:tc>
         <w:tc>
           <w:tcPr>
@@ -1023,6 +1225,13 @@
                 <w:lang w:eastAsia="zh-TW"/>
               </w:rPr>
             </w:pPr>
+            <w:r>
+              <w:rPr>
+                <w:rFonts w:ascii="Times New Roman" w:eastAsia="Times" w:hAnsi="Times New Roman" w:cs="Times New Roman"/>
+                <w:lang w:eastAsia="zh-TW"/>
+              </w:rPr>
+              <w:t>Ok</w:t>
+            </w:r>
           </w:p>
         </w:tc>
       </w:tr>
@@ -1045,6 +1254,7 @@
               <w:rPr>
                 <w:rFonts w:ascii="Times" w:eastAsiaTheme="minorEastAsia" w:hAnsi="Times" w:cs="Times"/>
               </w:rPr>
+              <w:lastRenderedPageBreak/>
               <w:t>174</w:t>
             </w:r>
           </w:p>
@@ -1085,6 +1295,21 @@
                 <w:lang w:eastAsia="zh-TW"/>
               </w:rPr>
               <w:t>Should there be a crescendo here?</w:t>
+            </w:r>
+          </w:p>
+          <w:p>
+            <w:pPr>
+              <w:rPr>
+                <w:rFonts w:ascii="Times New Roman" w:eastAsia="Times" w:hAnsi="Times New Roman" w:cs="Times New Roman"/>
+                <w:lang w:eastAsia="zh-TW"/>
+              </w:rPr>
+            </w:pPr>
+            <w:r>
+              <w:rPr>
+                <w:rFonts w:ascii="SimSun" w:hAnsi="SimSun" w:cs="SimSun" w:hint="eastAsia"/>
+                <w:lang w:eastAsia="zh-TW"/>
+              </w:rPr>
+              <w:t>这里应该有一个渐强吗？</w:t>
             </w:r>
           </w:p>
         </w:tc>
@@ -1098,10 +1323,16 @@
               <w:jc w:val="center"/>
               <w:rPr>
                 <w:rFonts w:ascii="Times New Roman" w:eastAsia="Times" w:hAnsi="Times New Roman" w:cs="Times New Roman"/>
-                <w:color w:val="FF0000"/>
                 <w:lang w:eastAsia="zh-TW"/>
               </w:rPr>
             </w:pPr>
+            <w:r>
+              <w:rPr>
+                <w:rFonts w:ascii="Times New Roman" w:eastAsia="Times" w:hAnsi="Times New Roman" w:cs="Times New Roman"/>
+                <w:lang w:eastAsia="zh-TW"/>
+              </w:rPr>
+              <w:t>Yes</w:t>
+            </w:r>
           </w:p>
         </w:tc>
       </w:tr>
@@ -1238,10 +1469,16 @@
               <w:jc w:val="center"/>
               <w:rPr>
                 <w:rFonts w:ascii="Times" w:eastAsia="Times" w:hAnsi="Times" w:cs="Times"/>
-                <w:color w:val="FF0000"/>
                 <w:lang w:eastAsia="zh-TW"/>
               </w:rPr>
             </w:pPr>
+            <w:r>
+              <w:rPr>
+                <w:rFonts w:ascii="Times" w:eastAsia="Times" w:hAnsi="Times" w:cs="Times"/>
+                <w:lang w:eastAsia="zh-TW"/>
+              </w:rPr>
+              <w:t>Yes</w:t>
+            </w:r>
           </w:p>
         </w:tc>
       </w:tr>
@@ -1264,7 +1501,6 @@
               <w:rPr>
                 <w:rFonts w:ascii="Times" w:eastAsiaTheme="minorEastAsia" w:hAnsi="Times" w:cs="Times"/>
               </w:rPr>
-              <w:lastRenderedPageBreak/>
               <w:t>10</w:t>
             </w:r>
           </w:p>
@@ -1316,10 +1552,16 @@
               <w:jc w:val="center"/>
               <w:rPr>
                 <w:rFonts w:ascii="Times" w:eastAsia="Times" w:hAnsi="Times" w:cs="Times"/>
-                <w:color w:val="FF0000"/>
                 <w:lang w:eastAsia="zh-TW"/>
               </w:rPr>
             </w:pPr>
+            <w:r>
+              <w:rPr>
+                <w:rFonts w:ascii="SimSun" w:hAnsi="SimSun" w:cs="SimSun" w:hint="eastAsia"/>
+                <w:lang w:eastAsia="zh-TW"/>
+              </w:rPr>
+              <w:t>雨声器</w:t>
+            </w:r>
           </w:p>
         </w:tc>
       </w:tr>
@@ -1393,10 +1635,43 @@
               <w:jc w:val="center"/>
               <w:rPr>
                 <w:rFonts w:ascii="Times" w:eastAsia="Times" w:hAnsi="Times" w:cs="Times"/>
-                <w:color w:val="FF0000"/>
                 <w:lang w:eastAsia="zh-TW"/>
               </w:rPr>
             </w:pPr>
+            <w:proofErr w:type="spellStart"/>
+            <w:r>
+              <w:rPr>
+                <w:rFonts w:ascii="Times" w:eastAsia="Times" w:hAnsi="Times" w:cs="Times"/>
+                <w:lang w:eastAsia="zh-TW"/>
+              </w:rPr>
+              <w:t>Mangluo</w:t>
+            </w:r>
+            <w:proofErr w:type="spellEnd"/>
+            <w:r>
+              <w:rPr>
+                <w:rFonts w:ascii="Times" w:eastAsia="Times" w:hAnsi="Times" w:cs="Times"/>
+                <w:lang w:eastAsia="zh-TW"/>
+              </w:rPr>
+              <w:t xml:space="preserve"> (ML)</w:t>
+            </w:r>
+          </w:p>
+          <w:p>
+            <w:pPr>
+              <w:jc w:val="center"/>
+              <w:rPr>
+                <w:rFonts w:ascii="Times" w:eastAsia="Times" w:hAnsi="Times" w:cs="Times"/>
+                <w:i/>
+                <w:lang w:eastAsia="zh-TW"/>
+              </w:rPr>
+            </w:pPr>
+            <w:r>
+              <w:rPr>
+                <w:rFonts w:ascii="Times" w:eastAsia="Times" w:hAnsi="Times" w:cs="Times"/>
+                <w:i/>
+                <w:lang w:eastAsia="zh-TW"/>
+              </w:rPr>
+              <w:t>No direct translation</w:t>
+            </w:r>
           </w:p>
         </w:tc>
       </w:tr>
@@ -2141,22 +2416,22 @@
       </w:pPr>
     </w:lvl>
   </w:abstractNum>
-  <w:num w:numId="1" w16cid:durableId="221602144">
+  <w:num w:numId="1" w16cid:durableId="1628856336">
     <w:abstractNumId w:val="0"/>
   </w:num>
-  <w:num w:numId="2" w16cid:durableId="625282580">
+  <w:num w:numId="2" w16cid:durableId="311906506">
     <w:abstractNumId w:val="3"/>
   </w:num>
-  <w:num w:numId="3" w16cid:durableId="75783613">
+  <w:num w:numId="3" w16cid:durableId="1536693759">
     <w:abstractNumId w:val="4"/>
   </w:num>
-  <w:num w:numId="4" w16cid:durableId="1057169024">
+  <w:num w:numId="4" w16cid:durableId="1818372252">
     <w:abstractNumId w:val="2"/>
   </w:num>
-  <w:num w:numId="5" w16cid:durableId="282729681">
+  <w:num w:numId="5" w16cid:durableId="363602752">
     <w:abstractNumId w:val="1"/>
   </w:num>
-  <w:num w:numId="6" w16cid:durableId="2099012512">
+  <w:num w:numId="6" w16cid:durableId="606961197">
     <w:abstractNumId w:val="5"/>
   </w:num>
 </w:numbering>
@@ -2674,6 +2949,7 @@
   <w:style w:type="character" w:default="1" w:styleId="DefaultParagraphFont">
     <w:name w:val="Default Paragraph Font"/>
     <w:uiPriority w:val="1"/>
+    <w:semiHidden/>
     <w:unhideWhenUsed/>
   </w:style>
   <w:style w:type="table" w:default="1" w:styleId="TableNormal">
